--- a/clients/OKL/MSA-OKL.docx
+++ b/clients/OKL/MSA-OKL.docx
@@ -1066,7 +1066,7 @@
           <w:color w:val="59595B"/>
           <w:sz w:val="20"/>
         </w:rPr>
-        <w:t>Renewal. Upon expiration of the Initial Term, this Agreement shall automatically renew for successive twelve (12) month periods (each a “Renewal Term”), unless either Party provides written notice of non-renewal at least sixty (60) days prior to the expiration of the then-current term.</w:t>
+        <w:t>Renewal. Upon expiration of the Initial Term, this Agreement shall automatically renew for successive twelve (12) month periods (each a “Renewal Term”), unless either Party provides written notice of non-renewal at least sixty (60) days prior to the expiration of the then-current term. Technijian shall send Client a written renewal reminder at least thirty (30) days prior to each renewal date, which shall restate the auto-renewal terms and cancellation method.</w:t>
       </w:r>
     </w:p>
     <w:p>
@@ -1291,7 +1291,7 @@
           <w:color w:val="59595B"/>
           <w:sz w:val="20"/>
         </w:rPr>
-        <w:t>The following sections shall survive termination: Section 4 (Confidentiality), Section 5 (Limitation of Liability), Section 6 (Indemnification), and Section 8 (Dispute Resolution).</w:t>
+        <w:t>The following sections shall survive termination: Section 3 (Payment), Section 4 (Confidentiality), Section 5 (Limitation of Liability), Section 6 (Indemnification), Section 7 (Intellectual Property), Section 8 (Dispute Resolution), Section 9.09 (Personnel Transition Fee), Section 10 (Data Protection), and Section 11 (Insurance).</w:t>
       </w:r>
     </w:p>
     <w:p>
@@ -1400,7 +1400,157 @@
           <w:color w:val="59595B"/>
           <w:sz w:val="20"/>
         </w:rPr>
-        <w:t>Invoicing. Technijian shall invoice Client monthly in advance for recurring services and upon delivery for one-time services, unless otherwise specified in the applicable Schedule or SOW.</w:t>
+        <w:t>Invoice Types. Client may receive the following types of invoices from Technijian during the term of this Agreement. Each invoice will clearly identify its type, the applicable Schedule or SOW, and the billing period or delivery event.</w:t>
+      </w:r>
+    </w:p>
+    <w:p>
+      <w:pPr>
+        <w:spacing w:after="60"/>
+      </w:pPr>
+      <w:r>
+        <w:rPr>
+          <w:rFonts w:ascii="Open Sans" w:hAnsi="Open Sans"/>
+          <w:b/>
+          <w:i w:val="0"/>
+          <w:color w:val="006DB6"/>
+          <w:sz w:val="20"/>
+        </w:rPr>
+        <w:t xml:space="preserve">    (a) </w:t>
+      </w:r>
+      <w:r>
+        <w:rPr>
+          <w:rFonts w:ascii="Open Sans" w:hAnsi="Open Sans"/>
+          <w:b w:val="0"/>
+          <w:i w:val="0"/>
+          <w:color w:val="59595B"/>
+          <w:sz w:val="20"/>
+        </w:rPr>
+        <w:t>Monthly Service Invoice. Issued on the first business day of each month for recurring managed services under Schedule A (Online Services, infrastructure, monitoring, desktop/server management). Billed in advance for the upcoming month.</w:t>
+      </w:r>
+    </w:p>
+    <w:p>
+      <w:pPr>
+        <w:spacing w:after="60"/>
+      </w:pPr>
+      <w:r>
+        <w:rPr>
+          <w:rFonts w:ascii="Open Sans" w:hAnsi="Open Sans"/>
+          <w:b/>
+          <w:i w:val="0"/>
+          <w:color w:val="006DB6"/>
+          <w:sz w:val="20"/>
+        </w:rPr>
+        <w:t xml:space="preserve">    (b) </w:t>
+      </w:r>
+      <w:r>
+        <w:rPr>
+          <w:rFonts w:ascii="Open Sans" w:hAnsi="Open Sans"/>
+          <w:b w:val="0"/>
+          <w:i w:val="0"/>
+          <w:color w:val="59595B"/>
+          <w:sz w:val="20"/>
+        </w:rPr>
+        <w:t>Monthly Recurring Subscription Invoice. Issued on the first business day of each month for subscription and license services under Schedule B (software licenses, SaaS subscriptions, SIP trunk services). Billed in advance for the upcoming month.</w:t>
+      </w:r>
+    </w:p>
+    <w:p>
+      <w:pPr>
+        <w:spacing w:after="60"/>
+      </w:pPr>
+      <w:r>
+        <w:rPr>
+          <w:rFonts w:ascii="Open Sans" w:hAnsi="Open Sans"/>
+          <w:b/>
+          <w:i w:val="0"/>
+          <w:color w:val="006DB6"/>
+          <w:sz w:val="20"/>
+        </w:rPr>
+        <w:t xml:space="preserve">    (c) </w:t>
+      </w:r>
+      <w:r>
+        <w:rPr>
+          <w:rFonts w:ascii="Open Sans" w:hAnsi="Open Sans"/>
+          <w:b w:val="0"/>
+          <w:i w:val="0"/>
+          <w:color w:val="59595B"/>
+          <w:sz w:val="20"/>
+        </w:rPr>
+        <w:t>Weekly In-Contract Invoice. Issued every Friday for Virtual Staff (contracted support) services performed under Schedule A, Part 3, during the preceding week (Monday through Friday). Each invoice includes: (i) a listing of each support ticket addressed; (ii) the assigned resource, role, and hours spent per ticket; (iii) a description of the work performed per ticket; (iv) whether work was performed during normal or after-hours; and (v) the current running balance for each contracted role. The weekly in-contract invoice is issued for transparency and tracking purposes; the actual billed amount is governed by the cycle-based billing model described in Schedule A, Section 3.3.</w:t>
+      </w:r>
+    </w:p>
+    <w:p>
+      <w:pPr>
+        <w:spacing w:after="60"/>
+      </w:pPr>
+      <w:r>
+        <w:rPr>
+          <w:rFonts w:ascii="Open Sans" w:hAnsi="Open Sans"/>
+          <w:b/>
+          <w:i w:val="0"/>
+          <w:color w:val="006DB6"/>
+          <w:sz w:val="20"/>
+        </w:rPr>
+        <w:t xml:space="preserve">    (d) </w:t>
+      </w:r>
+      <w:r>
+        <w:rPr>
+          <w:rFonts w:ascii="Open Sans" w:hAnsi="Open Sans"/>
+          <w:b w:val="0"/>
+          <w:i w:val="0"/>
+          <w:color w:val="59595B"/>
+          <w:sz w:val="20"/>
+        </w:rPr>
+        <w:t>Weekly Out-of-Contract Invoice. Issued every Friday for labor services performed outside the scope of any active Schedule or SOW — including ad-hoc support requests, emergency work, and services performed under a SOW with hourly billing (such as CTO Advisory engagements). Each invoice includes: (i) a listing of each support ticket or task performed; (ii) the assigned resource, role, and applicable hourly rate from the Rate Card (Schedule C); (iii) time entries with hours billed per activity (in 15-minute increments); (iv) whether work was performed during normal or after-hours; and (v) the total hours and total amount for the week.</w:t>
+      </w:r>
+    </w:p>
+    <w:p>
+      <w:pPr>
+        <w:spacing w:after="60"/>
+      </w:pPr>
+      <w:r>
+        <w:rPr>
+          <w:rFonts w:ascii="Open Sans" w:hAnsi="Open Sans"/>
+          <w:b/>
+          <w:i w:val="0"/>
+          <w:color w:val="006DB6"/>
+          <w:sz w:val="20"/>
+        </w:rPr>
+        <w:t xml:space="preserve">    (e) </w:t>
+      </w:r>
+      <w:r>
+        <w:rPr>
+          <w:rFonts w:ascii="Open Sans" w:hAnsi="Open Sans"/>
+          <w:b w:val="0"/>
+          <w:i w:val="0"/>
+          <w:color w:val="59595B"/>
+          <w:sz w:val="20"/>
+        </w:rPr>
+        <w:t>Equipment and Materials Invoice. Issued upon delivery or procurement of hardware, software licenses (perpetual), or other tangible goods on Client’s behalf. Each invoice includes: (i) item description, manufacturer, and model/part number; (ii) quantity and unit price; (iii) applicable sales tax; (iv) shipping and handling charges, if any; and (v) total amount due. Title to equipment shall not pass to Client until payment is received in full.</w:t>
+      </w:r>
+    </w:p>
+    <w:p>
+      <w:pPr>
+        <w:spacing w:after="60"/>
+      </w:pPr>
+      <w:r>
+        <w:rPr>
+          <w:rFonts w:ascii="Open Sans" w:hAnsi="Open Sans"/>
+          <w:b/>
+          <w:i w:val="0"/>
+          <w:color w:val="006DB6"/>
+          <w:sz w:val="20"/>
+        </w:rPr>
+        <w:t xml:space="preserve">    (f) </w:t>
+      </w:r>
+      <w:r>
+        <w:rPr>
+          <w:rFonts w:ascii="Open Sans" w:hAnsi="Open Sans"/>
+          <w:b w:val="0"/>
+          <w:i w:val="0"/>
+          <w:color w:val="59595B"/>
+          <w:sz w:val="20"/>
+        </w:rPr>
+        <w:t>Project Milestone Invoice. Issued upon completion of a project milestone as defined in an applicable SOW. The milestone, deliverables, and invoiced amount are as specified in the payment schedule of the SOW. Milestone invoices are billed in arrears upon acceptance of the deliverables or deemed acceptance under the SOW’s acceptance provisions.</w:t>
       </w:r>
     </w:p>
     <w:p>
@@ -1425,7 +1575,7 @@
           <w:color w:val="59595B"/>
           <w:sz w:val="20"/>
         </w:rPr>
-        <w:t>Payment Terms. All invoices are due and payable within thirty (30) days of the invoice date, unless otherwise specified.</w:t>
+        <w:t>Payment Terms. All invoices are due and payable within thirty (30) days of the invoice date, unless otherwise specified in the applicable Schedule or SOW.</w:t>
       </w:r>
     </w:p>
     <w:p>
@@ -1450,7 +1600,7 @@
           <w:color w:val="59595B"/>
           <w:sz w:val="20"/>
         </w:rPr>
-        <w:t>Late Payment. Invoices not paid within terms shall accrue a late fee of 1.5% per month (or the maximum rate permitted by law, whichever is less) on the unpaid balance.</w:t>
+        <w:t>Late Payment. Invoices not paid within terms shall accrue a late fee of 1.5% per month (or the maximum rate permitted by law, whichever is less) on the unpaid balance, calculated as simple interest from the date payment was due until the date payment is received in full. Late fees are payable in addition to the outstanding principal amount. The Parties acknowledge that the late fee represents a reasonable estimate of Technijian’s administrative costs and damages resulting from late payment, including cash-flow disruption, collection overhead, and the cost of carrying accounts receivable, and is not intended as a penalty.</w:t>
       </w:r>
     </w:p>
     <w:p>
@@ -1475,7 +1625,82 @@
           <w:color w:val="59595B"/>
           <w:sz w:val="20"/>
         </w:rPr>
-        <w:t>Disputed Invoices. If Client disputes any portion of an invoice, Client shall notify Technijian in writing within fifteen (15) days of the invoice date, specifying the nature of the dispute. Client shall pay all undisputed amounts by the due date.</w:t>
+        <w:t>Disputed Invoices.</w:t>
+      </w:r>
+    </w:p>
+    <w:p>
+      <w:pPr>
+        <w:spacing w:after="60"/>
+      </w:pPr>
+      <w:r>
+        <w:rPr>
+          <w:rFonts w:ascii="Open Sans" w:hAnsi="Open Sans"/>
+          <w:b/>
+          <w:i w:val="0"/>
+          <w:color w:val="006DB6"/>
+          <w:sz w:val="20"/>
+        </w:rPr>
+        <w:t xml:space="preserve">    (a) </w:t>
+      </w:r>
+      <w:r>
+        <w:rPr>
+          <w:rFonts w:ascii="Open Sans" w:hAnsi="Open Sans"/>
+          <w:b w:val="0"/>
+          <w:i w:val="0"/>
+          <w:color w:val="59595B"/>
+          <w:sz w:val="20"/>
+        </w:rPr>
+        <w:t>Weekly Invoices (In-Contract and Out-of-Contract). Because weekly invoices include detailed ticket descriptions and time entries, Client shall have thirty (30) days from the invoice date to review and dispute any portion of a weekly invoice. Client shall notify Technijian in writing, specifying the ticket number(s) and nature of the dispute. Undisputed tickets and time entries on the same invoice shall remain payable by the due date. Failure to provide a timely written dispute notice within the thirty (30) day period shall constitute acceptance of all tickets and time entries on the invoice.</w:t>
+      </w:r>
+    </w:p>
+    <w:p>
+      <w:pPr>
+        <w:spacing w:after="60"/>
+      </w:pPr>
+      <w:r>
+        <w:rPr>
+          <w:rFonts w:ascii="Open Sans" w:hAnsi="Open Sans"/>
+          <w:b/>
+          <w:i w:val="0"/>
+          <w:color w:val="006DB6"/>
+          <w:sz w:val="20"/>
+        </w:rPr>
+        <w:t xml:space="preserve">    (b) </w:t>
+      </w:r>
+      <w:r>
+        <w:rPr>
+          <w:rFonts w:ascii="Open Sans" w:hAnsi="Open Sans"/>
+          <w:b w:val="0"/>
+          <w:i w:val="0"/>
+          <w:color w:val="59595B"/>
+          <w:sz w:val="20"/>
+        </w:rPr>
+        <w:t>All Other Invoices. For monthly service invoices, monthly recurring subscription invoices, equipment invoices, and project milestone invoices, Client shall notify Technijian in writing within fifteen (15) days of the invoice date if Client disputes any portion, specifying the nature and basis of the dispute. Client shall pay all undisputed amounts by the due date. Failure to provide a timely written dispute notice shall constitute acceptance of the invoice.</w:t>
+      </w:r>
+    </w:p>
+    <w:p>
+      <w:pPr>
+        <w:spacing w:after="60"/>
+      </w:pPr>
+      <w:r>
+        <w:rPr>
+          <w:rFonts w:ascii="Open Sans" w:hAnsi="Open Sans"/>
+          <w:b/>
+          <w:i w:val="0"/>
+          <w:color w:val="006DB6"/>
+          <w:sz w:val="20"/>
+        </w:rPr>
+        <w:t xml:space="preserve">    (c) </w:t>
+      </w:r>
+      <w:r>
+        <w:rPr>
+          <w:rFonts w:ascii="Open Sans" w:hAnsi="Open Sans"/>
+          <w:b w:val="0"/>
+          <w:i w:val="0"/>
+          <w:color w:val="59595B"/>
+          <w:sz w:val="20"/>
+        </w:rPr>
+        <w:t>Resolution. The Parties shall work in good faith to resolve any invoice dispute within thirty (30) days of the dispute notice. If the dispute results in an adjustment, Technijian shall issue a credit memo or revised invoice within ten (10) business days of resolution.</w:t>
       </w:r>
     </w:p>
     <w:p>
@@ -1500,7 +1725,7 @@
           <w:color w:val="59595B"/>
           <w:sz w:val="20"/>
         </w:rPr>
-        <w:t>Suspension of Services. If Client fails to pay any undisputed invoice within thirty (30) days of the due date, Technijian may, upon ten (10) days written notice, suspend services until payment is received.</w:t>
+        <w:t>Suspension of Services. If Client fails to pay any undisputed invoice within thirty (30) days of the due date, Technijian may, upon ten (10) days written notice, suspend services under the Schedule or SOW associated with the unpaid invoice until payment is received in full, including all accrued late fees. If Client fails to pay any undisputed invoice within sixty (60) days of the due date, Technijian may suspend all services under this Agreement and any related Schedules or SOWs. Recurring fees for suspended services shall continue to accrue for a period not to exceed thirty (30) days following the date of suspension, after which Technijian may terminate the affected Schedule, SOW, or this Agreement upon written notice. Suspension of services shall not relieve Client of its payment obligations.</w:t>
       </w:r>
     </w:p>
     <w:p>
@@ -1868,7 +2093,7 @@
           <w:color w:val="59595B"/>
           <w:sz w:val="20"/>
         </w:rPr>
-        <w:t>EXCEPT FOR BREACHES OF SECTION 4 (CONFIDENTIALITY), WILLFUL MISCONDUCT, OR GROSS NEGLIGENCE, NEITHER PARTY’S TOTAL AGGREGATE LIABILITY UNDER THIS AGREEMENT SHALL EXCEED THE TOTAL FEES PAID OR PAYABLE BY CLIENT DURING THE TWELVE (12) MONTH PERIOD IMMEDIATELY PRECEDING THE EVENT GIVING RISE TO THE CLAIM.</w:t>
+        <w:t>EXCEPT AS PROVIDED IN SECTION 5.03 BELOW, NEITHER PARTY’S TOTAL AGGREGATE LIABILITY UNDER THIS AGREEMENT SHALL EXCEED THE TOTAL FEES PAID OR PAYABLE BY CLIENT UNDER THIS AGREEMENT DURING THE TWELVE (12) MONTH PERIOD IMMEDIATELY PRECEDING THE EVENT GIVING RISE TO THE CLAIM (THE “STANDARD CAP”).</w:t>
       </w:r>
     </w:p>
     <w:p>
@@ -1893,7 +2118,7 @@
           <w:color w:val="59595B"/>
           <w:sz w:val="20"/>
         </w:rPr>
-        <w:t>IN NO EVENT SHALL EITHER PARTY BE LIABLE FOR ANY INDIRECT, INCIDENTAL, SPECIAL, CONSEQUENTIAL, OR PUNITIVE DAMAGES, INCLUDING LOSS OF PROFITS, DATA, BUSINESS OPPORTUNITY, OR GOODWILL.</w:t>
+        <w:t>EXCEPT AS PROVIDED IN SECTION 5.03 BELOW, IN NO EVENT SHALL EITHER PARTY BE LIABLE FOR ANY INDIRECT, INCIDENTAL, SPECIAL, CONSEQUENTIAL, OR PUNITIVE DAMAGES, INCLUDING LOSS OF PROFITS, DATA, BUSINESS OPPORTUNITY, OR GOODWILL, REGARDLESS OF WHETHER SUCH DAMAGES WERE FORESEEABLE OR WHETHER EITHER PARTY HAS BEEN ADVISED OF THE POSSIBILITY OF SUCH DAMAGES.</w:t>
       </w:r>
     </w:p>
     <w:p>
@@ -1909,6 +2134,31 @@
           <w:sz w:val="20"/>
         </w:rPr>
         <w:t xml:space="preserve">5.03. </w:t>
+      </w:r>
+      <w:r>
+        <w:rPr>
+          <w:rFonts w:ascii="Open Sans" w:hAnsi="Open Sans"/>
+          <w:b w:val="0"/>
+          <w:i w:val="0"/>
+          <w:color w:val="59595B"/>
+          <w:sz w:val="20"/>
+        </w:rPr>
+        <w:t>ENHANCED CAP FOR CERTAIN CLAIMS. FOR CLAIMS ARISING FROM BREACHES OF SECTION 4 (CONFIDENTIALITY), SECTION 10 (DATA PROTECTION), INDEMNIFICATION OBLIGATIONS UNDER SECTION 6, WILLFUL MISCONDUCT, OR GROSS NEGLIGENCE, THE TOTAL AGGREGATE LIABILITY OF THE RESPONSIBLE PARTY SHALL NOT EXCEED THREE (3) TIMES THE STANDARD CAP DEFINED IN SECTION 5.01 (THE “ENHANCED CAP”). THE ENHANCED CAP SHALL NOT APPLY TO LIABILITY ARISING FROM A PARTY’S WILLFUL AND INTENTIONAL MISAPPROPRIATION OF THE OTHER PARTY’S CONFIDENTIAL INFORMATION OR CLIENT DATA, FOR WHICH LIABILITY SHALL BE UNCAPPED.</w:t>
+      </w:r>
+    </w:p>
+    <w:p>
+      <w:pPr>
+        <w:spacing w:after="60"/>
+      </w:pPr>
+      <w:r>
+        <w:rPr>
+          <w:rFonts w:ascii="Open Sans" w:hAnsi="Open Sans"/>
+          <w:b/>
+          <w:i w:val="0"/>
+          <w:color w:val="006DB6"/>
+          <w:sz w:val="20"/>
+        </w:rPr>
+        <w:t xml:space="preserve">5.04. </w:t>
       </w:r>
       <w:r>
         <w:rPr>
@@ -2554,7 +2804,107 @@
           <w:color w:val="59595B"/>
           <w:sz w:val="20"/>
         </w:rPr>
-        <w:t>Force Majeure. Neither Party shall be liable for delays or failures caused by events beyond its reasonable control.</w:t>
+        <w:t>Force Majeure.</w:t>
+      </w:r>
+    </w:p>
+    <w:p>
+      <w:pPr>
+        <w:spacing w:after="60"/>
+      </w:pPr>
+      <w:r>
+        <w:rPr>
+          <w:rFonts w:ascii="Open Sans" w:hAnsi="Open Sans"/>
+          <w:b/>
+          <w:i w:val="0"/>
+          <w:color w:val="006DB6"/>
+          <w:sz w:val="20"/>
+        </w:rPr>
+        <w:t xml:space="preserve">    (a) </w:t>
+      </w:r>
+      <w:r>
+        <w:rPr>
+          <w:rFonts w:ascii="Open Sans" w:hAnsi="Open Sans"/>
+          <w:b w:val="0"/>
+          <w:i w:val="0"/>
+          <w:color w:val="59595B"/>
+          <w:sz w:val="20"/>
+        </w:rPr>
+        <w:t>Neither Party shall be liable for delays or failures in performance caused by events beyond its reasonable control, including natural disasters, acts of government, labor disputes, pandemics, cyberattacks on critical infrastructure, or failures of major third-party infrastructure services that are not attributable to the affected Party’s failure to implement reasonable redundancy (“Force Majeure Event”).</w:t>
+      </w:r>
+    </w:p>
+    <w:p>
+      <w:pPr>
+        <w:spacing w:after="60"/>
+      </w:pPr>
+      <w:r>
+        <w:rPr>
+          <w:rFonts w:ascii="Open Sans" w:hAnsi="Open Sans"/>
+          <w:b/>
+          <w:i w:val="0"/>
+          <w:color w:val="006DB6"/>
+          <w:sz w:val="20"/>
+        </w:rPr>
+        <w:t xml:space="preserve">    (b) </w:t>
+      </w:r>
+      <w:r>
+        <w:rPr>
+          <w:rFonts w:ascii="Open Sans" w:hAnsi="Open Sans"/>
+          <w:b w:val="0"/>
+          <w:i w:val="0"/>
+          <w:color w:val="59595B"/>
+          <w:sz w:val="20"/>
+        </w:rPr>
+        <w:t>The affected Party shall notify the other Party in writing within five (5) business days of becoming aware of a Force Majeure Event and shall use commercially reasonable efforts to mitigate the impact and resume performance.</w:t>
+      </w:r>
+    </w:p>
+    <w:p>
+      <w:pPr>
+        <w:spacing w:after="60"/>
+      </w:pPr>
+      <w:r>
+        <w:rPr>
+          <w:rFonts w:ascii="Open Sans" w:hAnsi="Open Sans"/>
+          <w:b/>
+          <w:i w:val="0"/>
+          <w:color w:val="006DB6"/>
+          <w:sz w:val="20"/>
+        </w:rPr>
+        <w:t xml:space="preserve">    (c) </w:t>
+      </w:r>
+      <w:r>
+        <w:rPr>
+          <w:rFonts w:ascii="Open Sans" w:hAnsi="Open Sans"/>
+          <w:b w:val="0"/>
+          <w:i w:val="0"/>
+          <w:color w:val="59595B"/>
+          <w:sz w:val="20"/>
+        </w:rPr>
+        <w:t>Payment obligations are not excused by a Force Majeure Event.</w:t>
+      </w:r>
+    </w:p>
+    <w:p>
+      <w:pPr>
+        <w:spacing w:after="60"/>
+      </w:pPr>
+      <w:r>
+        <w:rPr>
+          <w:rFonts w:ascii="Open Sans" w:hAnsi="Open Sans"/>
+          <w:b/>
+          <w:i w:val="0"/>
+          <w:color w:val="006DB6"/>
+          <w:sz w:val="20"/>
+        </w:rPr>
+        <w:t xml:space="preserve">    (d) </w:t>
+      </w:r>
+      <w:r>
+        <w:rPr>
+          <w:rFonts w:ascii="Open Sans" w:hAnsi="Open Sans"/>
+          <w:b w:val="0"/>
+          <w:i w:val="0"/>
+          <w:color w:val="59595B"/>
+          <w:sz w:val="20"/>
+        </w:rPr>
+        <w:t>If a Force Majeure Event prevents performance of a material portion of the services for more than ninety (90) consecutive days, either Party may terminate the affected Schedule, SOW, or this Agreement upon fifteen (15) days written notice without liability for early termination fees, and Client shall pay only for services actually rendered through the date of termination.</w:t>
       </w:r>
     </w:p>
     <w:p>
@@ -2629,7 +2979,7 @@
           <w:color w:val="59595B"/>
           <w:sz w:val="20"/>
         </w:rPr>
-        <w:t>Non-Solicitation. During the term and for one (1) year following termination, neither Party shall directly solicit for employment any employee of the other Party involved in this Agreement.</w:t>
+        <w:t>Personnel Transition Fee. The Parties acknowledge that each invests significant resources in recruiting, training, and retaining skilled personnel. If either Party hires (whether as an employee or independent contractor) any individual who was an employee of the other Party and who was directly involved in performing or receiving services under this Agreement, and such hiring occurs during the term of this Agreement or within twelve (12) months following termination, the hiring Party shall pay the other Party a personnel transition fee equal to 25% of the hired individual’s first-year annual compensation (base salary or annualized contractor fees). This fee represents a reasonable estimate of the non-hiring Party’s recruiting and training costs and is not intended as a restraint on trade or employment. This Section does not restrict any individual’s right to seek or obtain employment, and shall not apply to individuals who: (a) respond to general public job postings or advertisements not specifically targeted at the other Party’s employees; or (b) are referred by a third-party recruiting firm without the hiring Party’s direction to target the other Party’s employees.</w:t>
       </w:r>
     </w:p>
     <w:p>
@@ -2655,6 +3005,415 @@
           <w:sz w:val="20"/>
         </w:rPr>
         <w:t>Counterparts. This Agreement may be executed in counterparts, each of which shall be deemed an original.</w:t>
+      </w:r>
+    </w:p>
+    <w:p>
+      <w:pPr>
+        <w:spacing w:after="80"/>
+      </w:pPr>
+    </w:p>
+    <w:tbl>
+      <w:tblPr>
+        <w:tblW w:type="auto" w:w="0"/>
+        <w:jc w:val="left"/>
+        <w:tblLook w:firstColumn="1" w:firstRow="1" w:lastColumn="0" w:lastRow="0" w:noHBand="0" w:noVBand="1" w:val="04A0"/>
+        <w:tblBorders>
+          <w:top w:val="none" w:sz="0" w:space="0" w:color="auto"/>
+          <w:left w:val="none" w:sz="0" w:space="0" w:color="auto"/>
+          <w:bottom w:val="none" w:sz="0" w:space="0" w:color="auto"/>
+          <w:right w:val="none" w:sz="0" w:space="0" w:color="auto"/>
+          <w:insideH w:val="none" w:sz="0" w:space="0" w:color="auto"/>
+          <w:insideV w:val="none" w:sz="0" w:space="0" w:color="auto"/>
+        </w:tblBorders>
+      </w:tblPr>
+      <w:tblGrid>
+        <w:gridCol w:w="4680"/>
+        <w:gridCol w:w="4680"/>
+      </w:tblGrid>
+      <w:tr>
+        <w:tc>
+          <w:tcPr>
+            <w:tcW w:type="dxa" w:w="115"/>
+            <w:shd w:fill="006DB6" w:val="clear"/>
+          </w:tcPr>
+          <w:p>
+            <w:pPr>
+              <w:spacing w:before="0" w:after="0"/>
+            </w:pPr>
+            <w:r/>
+          </w:p>
+        </w:tc>
+        <w:tc>
+          <w:tcPr>
+            <w:tcW w:type="dxa" w:w="4680"/>
+          </w:tcPr>
+          <w:p>
+            <w:pPr>
+              <w:spacing w:before="80" w:after="80"/>
+            </w:pPr>
+            <w:r/>
+            <w:r>
+              <w:rPr>
+                <w:rFonts w:ascii="Open Sans" w:hAnsi="Open Sans"/>
+                <w:b/>
+                <w:i w:val="0"/>
+                <w:color w:val="006DB6"/>
+                <w:sz w:val="26"/>
+              </w:rPr>
+              <w:t>SECTION 10 — DATA PROTECTION</w:t>
+            </w:r>
+          </w:p>
+        </w:tc>
+      </w:tr>
+    </w:tbl>
+    <w:p>
+      <w:pPr>
+        <w:spacing w:after="60"/>
+      </w:pPr>
+      <w:r>
+        <w:rPr>
+          <w:rFonts w:ascii="Open Sans" w:hAnsi="Open Sans"/>
+          <w:b/>
+          <w:i w:val="0"/>
+          <w:color w:val="006DB6"/>
+          <w:sz w:val="20"/>
+        </w:rPr>
+        <w:t xml:space="preserve">10.01. </w:t>
+      </w:r>
+      <w:r>
+        <w:rPr>
+          <w:rFonts w:ascii="Open Sans" w:hAnsi="Open Sans"/>
+          <w:b w:val="0"/>
+          <w:i w:val="0"/>
+          <w:color w:val="59595B"/>
+          <w:sz w:val="20"/>
+        </w:rPr>
+        <w:t>CCPA/CPRA Compliance. To the extent Technijian processes, stores, or has access to personal information (as defined under the California Consumer Privacy Act, as amended by the California Privacy Rights Act, Cal. Civ. Code § 1798.100 et seq., collectively “CCPA”) on behalf of Client, Technijian acts as a “service provider” as defined under Cal. Civ. Code § 1798.140(ag) and shall:</w:t>
+      </w:r>
+    </w:p>
+    <w:p>
+      <w:pPr>
+        <w:spacing w:after="60"/>
+      </w:pPr>
+      <w:r>
+        <w:rPr>
+          <w:rFonts w:ascii="Open Sans" w:hAnsi="Open Sans"/>
+          <w:b/>
+          <w:i w:val="0"/>
+          <w:color w:val="006DB6"/>
+          <w:sz w:val="20"/>
+        </w:rPr>
+        <w:t xml:space="preserve">    (a) </w:t>
+      </w:r>
+      <w:r>
+        <w:rPr>
+          <w:rFonts w:ascii="Open Sans" w:hAnsi="Open Sans"/>
+          <w:b w:val="0"/>
+          <w:i w:val="0"/>
+          <w:color w:val="59595B"/>
+          <w:sz w:val="20"/>
+        </w:rPr>
+        <w:t>Process such personal information only as necessary to perform the services and in accordance with Client’s documented instructions and this Agreement;</w:t>
+      </w:r>
+    </w:p>
+    <w:p>
+      <w:pPr>
+        <w:spacing w:after="60"/>
+      </w:pPr>
+      <w:r>
+        <w:rPr>
+          <w:rFonts w:ascii="Open Sans" w:hAnsi="Open Sans"/>
+          <w:b/>
+          <w:i w:val="0"/>
+          <w:color w:val="006DB6"/>
+          <w:sz w:val="20"/>
+        </w:rPr>
+        <w:t xml:space="preserve">    (b) </w:t>
+      </w:r>
+      <w:r>
+        <w:rPr>
+          <w:rFonts w:ascii="Open Sans" w:hAnsi="Open Sans"/>
+          <w:b w:val="0"/>
+          <w:i w:val="0"/>
+          <w:color w:val="59595B"/>
+          <w:sz w:val="20"/>
+        </w:rPr>
+        <w:t>Not sell, share, retain, use, or disclose personal information for any purpose other than performing the services, including not using personal information for targeted advertising or cross-context behavioral advertising;</w:t>
+      </w:r>
+    </w:p>
+    <w:p>
+      <w:pPr>
+        <w:spacing w:after="60"/>
+      </w:pPr>
+      <w:r>
+        <w:rPr>
+          <w:rFonts w:ascii="Open Sans" w:hAnsi="Open Sans"/>
+          <w:b/>
+          <w:i w:val="0"/>
+          <w:color w:val="006DB6"/>
+          <w:sz w:val="20"/>
+        </w:rPr>
+        <w:t xml:space="preserve">    (c) </w:t>
+      </w:r>
+      <w:r>
+        <w:rPr>
+          <w:rFonts w:ascii="Open Sans" w:hAnsi="Open Sans"/>
+          <w:b w:val="0"/>
+          <w:i w:val="0"/>
+          <w:color w:val="59595B"/>
+          <w:sz w:val="20"/>
+        </w:rPr>
+        <w:t>Not combine personal information received from Client with personal information received from other sources or collected from Technijian’s own interactions with individuals, except as expressly permitted by the CCPA to perform the services;</w:t>
+      </w:r>
+    </w:p>
+    <w:p>
+      <w:pPr>
+        <w:spacing w:after="60"/>
+      </w:pPr>
+      <w:r>
+        <w:rPr>
+          <w:rFonts w:ascii="Open Sans" w:hAnsi="Open Sans"/>
+          <w:b/>
+          <w:i w:val="0"/>
+          <w:color w:val="006DB6"/>
+          <w:sz w:val="20"/>
+        </w:rPr>
+        <w:t xml:space="preserve">    (d) </w:t>
+      </w:r>
+      <w:r>
+        <w:rPr>
+          <w:rFonts w:ascii="Open Sans" w:hAnsi="Open Sans"/>
+          <w:b w:val="0"/>
+          <w:i w:val="0"/>
+          <w:color w:val="59595B"/>
+          <w:sz w:val="20"/>
+        </w:rPr>
+        <w:t>Implement reasonable security measures appropriate to the nature of the personal information, consistent with the requirements of Section 10.03;</w:t>
+      </w:r>
+    </w:p>
+    <w:p>
+      <w:pPr>
+        <w:spacing w:after="60"/>
+      </w:pPr>
+      <w:r>
+        <w:rPr>
+          <w:rFonts w:ascii="Open Sans" w:hAnsi="Open Sans"/>
+          <w:b/>
+          <w:i w:val="0"/>
+          <w:color w:val="006DB6"/>
+          <w:sz w:val="20"/>
+        </w:rPr>
+        <w:t xml:space="preserve">    (e) </w:t>
+      </w:r>
+      <w:r>
+        <w:rPr>
+          <w:rFonts w:ascii="Open Sans" w:hAnsi="Open Sans"/>
+          <w:b w:val="0"/>
+          <w:i w:val="0"/>
+          <w:color w:val="59595B"/>
+          <w:sz w:val="20"/>
+        </w:rPr>
+        <w:t>Cooperate with Client in responding to verifiable consumer rights requests under the CCPA (including access, deletion, correction, and opt-out requests) within ten (10) business days of Client’s request;</w:t>
+      </w:r>
+    </w:p>
+    <w:p>
+      <w:pPr>
+        <w:spacing w:after="60"/>
+      </w:pPr>
+      <w:r>
+        <w:rPr>
+          <w:rFonts w:ascii="Open Sans" w:hAnsi="Open Sans"/>
+          <w:b/>
+          <w:i w:val="0"/>
+          <w:color w:val="006DB6"/>
+          <w:sz w:val="20"/>
+        </w:rPr>
+        <w:t xml:space="preserve">    (f) </w:t>
+      </w:r>
+      <w:r>
+        <w:rPr>
+          <w:rFonts w:ascii="Open Sans" w:hAnsi="Open Sans"/>
+          <w:b w:val="0"/>
+          <w:i w:val="0"/>
+          <w:color w:val="59595B"/>
+          <w:sz w:val="20"/>
+        </w:rPr>
+        <w:t>Notify Client within five (5) business days if Technijian determines that it can no longer meet its obligations as a service provider under the CCPA;</w:t>
+      </w:r>
+    </w:p>
+    <w:p>
+      <w:pPr>
+        <w:spacing w:after="60"/>
+      </w:pPr>
+      <w:r>
+        <w:rPr>
+          <w:rFonts w:ascii="Open Sans" w:hAnsi="Open Sans"/>
+          <w:b/>
+          <w:i w:val="0"/>
+          <w:color w:val="006DB6"/>
+          <w:sz w:val="20"/>
+        </w:rPr>
+        <w:t xml:space="preserve">    (g) </w:t>
+      </w:r>
+      <w:r>
+        <w:rPr>
+          <w:rFonts w:ascii="Open Sans" w:hAnsi="Open Sans"/>
+          <w:b w:val="0"/>
+          <w:i w:val="0"/>
+          <w:color w:val="59595B"/>
+          <w:sz w:val="20"/>
+        </w:rPr>
+        <w:t>Ensure that all subcontractors who process personal information on behalf of Client are bound by written agreements containing data protection obligations at least as protective as those in this Section 10, and Technijian shall remain liable for the acts and omissions of its subcontractors with respect to personal information;</w:t>
+      </w:r>
+    </w:p>
+    <w:p>
+      <w:pPr>
+        <w:spacing w:after="60"/>
+      </w:pPr>
+      <w:r>
+        <w:rPr>
+          <w:rFonts w:ascii="Open Sans" w:hAnsi="Open Sans"/>
+          <w:b/>
+          <w:i w:val="0"/>
+          <w:color w:val="006DB6"/>
+          <w:sz w:val="20"/>
+        </w:rPr>
+        <w:t xml:space="preserve">    (h) </w:t>
+      </w:r>
+      <w:r>
+        <w:rPr>
+          <w:rFonts w:ascii="Open Sans" w:hAnsi="Open Sans"/>
+          <w:b w:val="0"/>
+          <w:i w:val="0"/>
+          <w:color w:val="59595B"/>
+          <w:sz w:val="20"/>
+        </w:rPr>
+        <w:t>Permit Client, upon thirty (30) days written notice and no more than once per twelve (12) month period, to audit or inspect Technijian’s data processing practices to verify compliance with this Section 10, or, at Technijian’s option, provide Client with a summary of a recent independent third-party audit (such as SOC 2 Type II) covering the relevant controls; and</w:t>
+      </w:r>
+    </w:p>
+    <w:p>
+      <w:pPr>
+        <w:spacing w:after="60"/>
+      </w:pPr>
+      <w:r>
+        <w:rPr>
+          <w:rFonts w:ascii="Open Sans" w:hAnsi="Open Sans"/>
+          <w:b/>
+          <w:i w:val="0"/>
+          <w:color w:val="006DB6"/>
+          <w:sz w:val="20"/>
+        </w:rPr>
+        <w:t xml:space="preserve">    (i) </w:t>
+      </w:r>
+      <w:r>
+        <w:rPr>
+          <w:rFonts w:ascii="Open Sans" w:hAnsi="Open Sans"/>
+          <w:b w:val="0"/>
+          <w:i w:val="0"/>
+          <w:color w:val="59595B"/>
+          <w:sz w:val="20"/>
+        </w:rPr>
+        <w:t>Certify that Technijian understands the restrictions in this Section 10 and will comply with them.</w:t>
+      </w:r>
+    </w:p>
+    <w:p>
+      <w:pPr>
+        <w:spacing w:after="60"/>
+      </w:pPr>
+      <w:r>
+        <w:rPr>
+          <w:rFonts w:ascii="Open Sans" w:hAnsi="Open Sans"/>
+          <w:b/>
+          <w:i w:val="0"/>
+          <w:color w:val="006DB6"/>
+          <w:sz w:val="20"/>
+        </w:rPr>
+        <w:t xml:space="preserve">10.02. </w:t>
+      </w:r>
+      <w:r>
+        <w:rPr>
+          <w:rFonts w:ascii="Open Sans" w:hAnsi="Open Sans"/>
+          <w:b w:val="0"/>
+          <w:i w:val="0"/>
+          <w:color w:val="59595B"/>
+          <w:sz w:val="20"/>
+        </w:rPr>
+        <w:t>Security Incident Notification. If Technijian becomes aware of a breach of security leading to the accidental or unlawful destruction, loss, alteration, unauthorized disclosure of, or access to Client Data (“Security Incident”), Technijian shall: (a) notify Client in writing without unreasonable delay and in no event later than forty-eight (48) hours after becoming aware of the Security Incident; (b) provide Client with sufficient information to enable Client to comply with its obligations under California Civil Code § 1798.82 (data breach notification), including the categories and approximate number of records affected, the nature of the incident, and the measures taken or proposed to address it; (c) cooperate with Client’s investigation of the Security Incident; and (d) take reasonable steps to contain and remediate the Security Incident.</w:t>
+      </w:r>
+    </w:p>
+    <w:p>
+      <w:pPr>
+        <w:spacing w:after="60"/>
+      </w:pPr>
+      <w:r>
+        <w:rPr>
+          <w:rFonts w:ascii="Open Sans" w:hAnsi="Open Sans"/>
+          <w:b/>
+          <w:i w:val="0"/>
+          <w:color w:val="006DB6"/>
+          <w:sz w:val="20"/>
+        </w:rPr>
+        <w:t xml:space="preserve">10.03. </w:t>
+      </w:r>
+      <w:r>
+        <w:rPr>
+          <w:rFonts w:ascii="Open Sans" w:hAnsi="Open Sans"/>
+          <w:b w:val="0"/>
+          <w:i w:val="0"/>
+          <w:color w:val="59595B"/>
+          <w:sz w:val="20"/>
+        </w:rPr>
+        <w:t>Data Security. Technijian shall implement and maintain administrative, technical, and physical safeguards designed to protect Client Data from unauthorized access, use, or disclosure, consistent with industry standards for managed IT service providers. Such safeguards shall include, at a minimum: (a) encryption of Client Data in transit and at rest; (b) access controls limiting access to authorized personnel; (c) regular security assessments and vulnerability testing; and (d) employee security awareness training.</w:t>
+      </w:r>
+    </w:p>
+    <w:p>
+      <w:pPr>
+        <w:spacing w:after="60"/>
+      </w:pPr>
+      <w:r>
+        <w:rPr>
+          <w:rFonts w:ascii="Open Sans" w:hAnsi="Open Sans"/>
+          <w:b/>
+          <w:i w:val="0"/>
+          <w:color w:val="006DB6"/>
+          <w:sz w:val="20"/>
+        </w:rPr>
+        <w:t xml:space="preserve">10.04. </w:t>
+      </w:r>
+      <w:r>
+        <w:rPr>
+          <w:rFonts w:ascii="Open Sans" w:hAnsi="Open Sans"/>
+          <w:b w:val="0"/>
+          <w:i w:val="0"/>
+          <w:color w:val="59595B"/>
+          <w:sz w:val="20"/>
+        </w:rPr>
+        <w:t>Regulatory Compliance. If Client is subject to HIPAA, PCI DSS, GDPR, or other industry-specific data protection requirements, the Parties shall execute a separate addendum addressing the additional obligations applicable to the regulated data.</w:t>
+      </w:r>
+    </w:p>
+    <w:p>
+      <w:pPr>
+        <w:spacing w:after="60"/>
+      </w:pPr>
+      <w:r>
+        <w:rPr>
+          <w:rFonts w:ascii="Open Sans" w:hAnsi="Open Sans"/>
+          <w:b/>
+          <w:i w:val="0"/>
+          <w:color w:val="006DB6"/>
+          <w:sz w:val="20"/>
+        </w:rPr>
+        <w:t xml:space="preserve">10.05. </w:t>
+      </w:r>
+      <w:r>
+        <w:rPr>
+          <w:rFonts w:ascii="Open Sans" w:hAnsi="Open Sans"/>
+          <w:b w:val="0"/>
+          <w:i w:val="0"/>
+          <w:color w:val="59595B"/>
+          <w:sz w:val="20"/>
+        </w:rPr>
+        <w:t>Data Return and Deletion. Upon termination of this Agreement or upon Client’s written request, Technijian shall securely delete or return all Client Data in its possession within thirty (30) days, using methods consistent with NIST SP 800-88 or equivalent standards, and shall certify such deletion in writing upon request.</w:t>
       </w:r>
     </w:p>
     <w:p/>
